--- a/docs/dokumen/Catatan_untuk_Konsultan_Hukum_Mitrans-Astra_v1.2_redline.docx
+++ b/docs/dokumen/Catatan_untuk_Konsultan_Hukum_Mitrans-Astra_v1.2_redline.docx
@@ -703,7 +703,7 @@
                   <w:sz w:val="19"/>
                   <w:szCs w:val="19"/>
                 </w:rPr>
-                <w:t xml:space="preserve"> Catatan v1.2: uji ulang dengan engine perhitungan menghasilkan Plan A 24,9–29,0% (lihat butir 15).</w:t>
+                <w:t xml:space="preserve"> Catatan v1.2: uji ulang dengan engine perhitungan menghasilkan Plan A 24,9–29,0%. Dengan plafon 40%, faktor plafon bonus tim tetap tidak pernah dipakai (lihat butir 15 dan Rencana Pemasaran 12.3).</w:t>
               </w:r>
             </w:ins>
           </w:p>
@@ -2924,7 +2924,7 @@
                   <w:sz w:val="19"/>
                   <w:szCs w:val="19"/>
                 </w:rPr>
-                <w:t xml:space="preserve">Bab 12.3 masih memakai hasil uji lama (Plan A 26,5–46,9%, Plan B 26,6–36,7%). Engine perhitungan yang menjalankan aturan v1.3 menghasilkan Plan A 24,9–29,0% dan Plan B 8,9–35,2%. Selisih terbesar karena syarat aktif 2 penjualan per bulan: banyak bonus tim ditahan lalu masuk Pool Aktif</w:t>
+                <w:t xml:space="preserve">Di v1.3, tabel Bab 12.3 sudah diganti dengan hasil uji ulang engine yang menjalankan aturan v1.3: Plan A 24,9–29,0% dan Plan B 8,9–35,2% (hasil lama: Plan A 26,5–46,9%, Plan B 26,6–36,7%). Asumsi pengujian ditulis lengkap. Selisih terbesar karena syarat aktif 2 penjualan per bulan: banyak bonus tim ditahan lalu masuk Pool Aktif</w:t>
               </w:r>
             </w:ins>
           </w:p>
@@ -2959,7 +2959,7 @@
                   <w:sz w:val="19"/>
                   <w:szCs w:val="19"/>
                 </w:rPr>
-                <w:t xml:space="preserve">Ulangi uji dengan asumsi tertulis, atau ganti tabel Bab 12.3 dengan hasil engine beserta asumsinya, sebelum dokumen diverifikasi asosiasi. Angka di tabel tidak boleh terbaca sebagai proyeksi penghasilan</w:t>
+                <w:t xml:space="preserve">Mohon konsultan dan asosiasi menilai apakah asumsi pengujian sudah memadai. Coach juga perlu menilai dampak bisnisnya: Pool Aktif menjadi bagian Plan A terbesar setelah Bonus Sponsor. Angka di tabel tidak boleh terbaca sebagai proyeksi penghasilan</w:t>
               </w:r>
             </w:ins>
           </w:p>
@@ -7247,7 +7247,7 @@
       </w:pPr>
       <w:ins w:id="9018" w:author="Claude (draf untuk Coach Doddy)" w:date="2026-10-27T12:00:00Z">
         <w:r>
-          <w:t xml:space="preserve">Uji internal Rencana Pemasaran Bab 12.3 diulang dengan asumsi tertulis, atau diganti dengan hasil engine perhitungan (butir 15–16 Bagian 1).</w:t>
+          <w:t xml:space="preserve">Konsultan hukum menilai hasil uji ulang dan asumsinya di Rencana Pemasaran Bab 12.3, serta rumus batas atas Langganan (butir 15–16 Bagian 1).</w:t>
         </w:r>
       </w:ins>
     </w:p>

--- a/docs/dokumen/Catatan_untuk_Konsultan_Hukum_Mitrans-Astra_v1.2_redline.docx
+++ b/docs/dokumen/Catatan_untuk_Konsultan_Hukum_Mitrans-Astra_v1.2_redline.docx
@@ -314,7 +314,7 @@
       </w:pPr>
       <w:ins w:id="9012" w:author="Claude (draf untuk Coach Doddy)" w:date="2026-10-27T12:00:00Z">
         <w:r>
-          <w:t xml:space="preserve">Bagian 2B: keputusan aturan sistem v1.3 (A1–A12) yang sudah diputuskan Coach pada 27 Oktober 2026, beserta butir yang perlu dinilai konsultan hukum;</w:t>
+          <w:t xml:space="preserve">Bagian 2B: keputusan aturan sistem v1.3 (A1–A13) yang sudah diputuskan Coach pada 27 Oktober 2026, beserta butir yang perlu dinilai konsultan hukum;</w:t>
         </w:r>
       </w:ins>
     </w:p>
@@ -703,7 +703,7 @@
                   <w:sz w:val="19"/>
                   <w:szCs w:val="19"/>
                 </w:rPr>
-                <w:t xml:space="preserve"> Catatan v1.2: uji ulang dengan engine perhitungan menghasilkan Plan A 24,9–29,0%. Dengan plafon 40%, faktor plafon bonus tim tetap tidak pernah dipakai (lihat butir 15 dan Rencana Pemasaran 12.3).</w:t>
+                <w:t xml:space="preserve"> Catatan v1.2: uji ulang dengan engine perhitungan menghasilkan Plan A 25,0–29,2%. Dengan plafon 40%, faktor plafon bonus tim tetap tidak pernah dipakai (lihat butir 15 dan Rencana Pemasaran 12.3).</w:t>
               </w:r>
             </w:ins>
           </w:p>
@@ -2924,7 +2924,7 @@
                   <w:sz w:val="19"/>
                   <w:szCs w:val="19"/>
                 </w:rPr>
-                <w:t xml:space="preserve">Di v1.3, tabel Bab 12.3 sudah diganti dengan hasil uji ulang engine yang menjalankan aturan v1.3: Plan A 24,9–29,0% dan Plan B 8,9–35,2% (hasil lama: Plan A 26,5–46,9%, Plan B 26,6–36,7%). Asumsi pengujian ditulis lengkap. Selisih terbesar karena syarat aktif 2 penjualan per bulan: banyak bonus tim ditahan lalu masuk Pool Aktif</w:t>
+                <w:t xml:space="preserve">Di v1.3, tabel Bab 12.3 sudah diganti dengan hasil uji ulang engine yang menjalankan aturan v1.3: Plan A 25,0–29,2% dan Plan B 13,1–35,2% (hasil lama: Plan A 26,5–46,9%, Plan B 26,6–36,7%). Asumsi pengujian ditulis lengkap. Selisih terbesar karena banyak Mitra PLS tidak aktif setiap bulan, sehingga bonus timnya ditahan lalu masuk Pool Aktif</w:t>
               </w:r>
             </w:ins>
           </w:p>
@@ -2959,7 +2959,7 @@
                   <w:sz w:val="19"/>
                   <w:szCs w:val="19"/>
                 </w:rPr>
-                <w:t xml:space="preserve">Mohon konsultan dan asosiasi menilai apakah asumsi pengujian sudah memadai. Coach juga perlu menilai dampak bisnisnya: Pool Aktif menjadi bagian Plan A terbesar setelah Bonus Sponsor. Angka di tabel tidak boleh terbaca sebagai proyeksi penghasilan</w:t>
+                <w:t xml:space="preserve">Mohon konsultan dan asosiasi menilai apakah asumsi pengujian sudah memadai. Hasil ini sudah memakai syarat aktif 1 penjualan per bulan (A13). Angka di tabel tidak boleh terbaca sebagai proyeksi penghasilan</w:t>
               </w:r>
             </w:ins>
           </w:p>
@@ -5442,10 +5442,10 @@
       <w:pPr>
         <w:pStyle w:val="Heading2"/>
         <w:rPr>
-          <w:ins w:id="20120" w:author="Claude (draf untuk Coach Doddy)" w:date="2026-10-27T12:00:00Z"/>
+          <w:ins w:id="20129" w:author="Claude (draf untuk Coach Doddy)" w:date="2026-10-27T12:00:00Z"/>
         </w:rPr>
       </w:pPr>
-      <w:ins w:id="20121" w:author="Claude (draf untuk Coach Doddy)" w:date="2026-10-27T12:00:00Z">
+      <w:ins w:id="20130" w:author="Claude (draf untuk Coach Doddy)" w:date="2026-10-27T12:00:00Z">
         <w:r>
           <w:t xml:space="preserve">2B. Keputusan aturan sistem v1.3 (27 Oktober 2026)</w:t>
         </w:r>
@@ -5455,12 +5455,12 @@
       <w:pPr>
         <w:spacing w:after="120"/>
         <w:rPr>
-          <w:ins w:id="20122" w:author="Claude (draf untuk Coach Doddy)" w:date="2026-10-27T12:00:00Z"/>
+          <w:ins w:id="20131" w:author="Claude (draf untuk Coach Doddy)" w:date="2026-10-27T12:00:00Z"/>
         </w:rPr>
       </w:pPr>
-      <w:ins w:id="20123" w:author="Claude (draf untuk Coach Doddy)" w:date="2026-10-27T12:00:00Z">
+      <w:ins w:id="20132" w:author="Claude (draf untuk Coach Doddy)" w:date="2026-10-27T12:00:00Z">
         <w:r>
-          <w:t xml:space="preserve">Rencana Pemasaran v1.0–v1.2 tidak mengatur hal berikut. Coach memutuskannya saat sistem perhitungan dirancang, dan semuanya sudah dicantumkan di dokumen v1.3. Butir bertanda "Perlu dinilai" mohon diberi pendapat konsultan hukum.</w:t>
+          <w:t xml:space="preserve">Butir A1–A12 tidak diatur Rencana Pemasaran v1.0–v1.2; butir A13 mengubah syarat aktif. Coach memutuskannya saat sistem perhitungan dirancang dan diuji, dan semuanya sudah dicantumkan di dokumen v1.3. Butir bertanda "Perlu dinilai" mohon diberi pendapat konsultan hukum.</w:t>
         </w:r>
       </w:ins>
     </w:p>
@@ -6998,6 +6998,136 @@
                   <w:szCs w:val="19"/>
                 </w:rPr>
                 <w:t xml:space="preserve">Rencana Pemasaran Bab 13; Kode Etik Pasal 5; S&amp;K Pasal 7</w:t>
+              </w:r>
+            </w:ins>
+          </w:p>
+        </w:tc>
+      </w:tr>
+      <w:tr>
+        <w:trPr>
+          <w:cantSplit/>
+          <w:tblHeader w:val="off"/>
+          <w:ins w:id="20128" w:author="Claude (draf untuk Coach Doddy)" w:date="2026-10-27T12:00:00Z"/>
+        </w:trPr>
+        <w:tc>
+          <w:tcPr>
+            <w:tcW w:type="dxa" w:w="558"/>
+            <w:tcBorders>
+              <w:top w:val="single" w:color="B7C4C9" w:sz="4"/>
+              <w:left w:val="single" w:color="B7C4C9" w:sz="4"/>
+              <w:bottom w:val="single" w:color="B7C4C9" w:sz="4"/>
+              <w:right w:val="single" w:color="B7C4C9" w:sz="4"/>
+            </w:tcBorders>
+            <w:tcMar>
+              <w:top w:type="dxa" w:w="60"/>
+              <w:left w:type="dxa" w:w="90"/>
+              <w:bottom w:type="dxa" w:w="60"/>
+              <w:right w:type="dxa" w:w="90"/>
+            </w:tcMar>
+          </w:tcPr>
+          <w:p>
+            <w:pPr>
+              <w:spacing w:after="0"/>
+              <w:jc w:val="left"/>
+              <w:rPr>
+                <w:ins w:id="20120" w:author="Claude (draf untuk Coach Doddy)" w:date="2026-10-27T12:00:00Z"/>
+              </w:rPr>
+            </w:pPr>
+            <w:ins w:id="20121" w:author="Claude (draf untuk Coach Doddy)" w:date="2026-10-27T12:00:00Z">
+              <w:r>
+                <w:rPr>
+                  <w:sz w:val="19"/>
+                  <w:szCs w:val="19"/>
+                </w:rPr>
+                <w:t xml:space="preserve">A13</w:t>
+              </w:r>
+            </w:ins>
+          </w:p>
+        </w:tc>
+        <w:tc>
+          <w:tcPr>
+            <w:tcW w:type="dxa" w:w="5583"/>
+            <w:tcBorders>
+              <w:top w:val="single" w:color="B7C4C9" w:sz="4"/>
+              <w:left w:val="single" w:color="B7C4C9" w:sz="4"/>
+              <w:bottom w:val="single" w:color="B7C4C9" w:sz="4"/>
+              <w:right w:val="single" w:color="B7C4C9" w:sz="4"/>
+            </w:tcBorders>
+            <w:tcMar>
+              <w:top w:type="dxa" w:w="60"/>
+              <w:left w:type="dxa" w:w="90"/>
+              <w:bottom w:type="dxa" w:w="60"/>
+              <w:right w:type="dxa" w:w="90"/>
+            </w:tcMar>
+          </w:tcPr>
+          <w:p>
+            <w:pPr>
+              <w:spacing w:after="0"/>
+              <w:jc w:val="left"/>
+              <w:rPr>
+                <w:ins w:id="20122" w:author="Claude (draf untuk Coach Doddy)" w:date="2026-10-27T12:00:00Z"/>
+              </w:rPr>
+            </w:pPr>
+            <w:ins w:id="20123" w:author="Claude (draf untuk Coach Doddy)" w:date="2026-10-27T12:00:00Z">
+              <w:r>
+                <w:rPr>
+                  <w:sz w:val="19"/>
+                  <w:szCs w:val="19"/>
+                </w:rPr>
+                <w:t xml:space="preserve">Syarat aktif menjadi paling sedikit 1 penjualan baru pribadi per bulan (v1.2: 2). Dibanding 2 penjualan, Plan A hampir sama (25,0–29,2%), Plan B naik (8,9–12,0% menjadi 13,1–14,2%), dan bonus tim lebih banyak dibayar kepada pembina jaringan daripada masuk Pool Aktif.</w:t>
+              </w:r>
+            </w:ins>
+          </w:p>
+          <w:p>
+            <w:pPr>
+              <w:spacing w:after="0"/>
+              <w:jc w:val="left"/>
+              <w:rPr>
+                <w:ins w:id="20124" w:author="Claude (draf untuk Coach Doddy)" w:date="2026-10-27T12:00:00Z"/>
+              </w:rPr>
+            </w:pPr>
+            <w:ins w:id="20125" w:author="Claude (draf untuk Coach Doddy)" w:date="2026-10-27T12:00:00Z">
+              <w:r>
+                <w:rPr>
+                  <w:sz w:val="19"/>
+                  <w:szCs w:val="19"/>
+                </w:rPr>
+                <w:t xml:space="preserve">Perlu dinilai: status aktif lebih mudah dicapai lewat pembelian oleh akun yang dikendalikan sendiri; deteksi akun dan sanksi Kode Etik Pasal 18 angka 12 perlu diperkuat</w:t>
+              </w:r>
+            </w:ins>
+          </w:p>
+        </w:tc>
+        <w:tc>
+          <w:tcPr>
+            <w:tcW w:type="dxa" w:w="3165"/>
+            <w:tcBorders>
+              <w:top w:val="single" w:color="B7C4C9" w:sz="4"/>
+              <w:left w:val="single" w:color="B7C4C9" w:sz="4"/>
+              <w:bottom w:val="single" w:color="B7C4C9" w:sz="4"/>
+              <w:right w:val="single" w:color="B7C4C9" w:sz="4"/>
+            </w:tcBorders>
+            <w:tcMar>
+              <w:top w:type="dxa" w:w="60"/>
+              <w:left w:type="dxa" w:w="90"/>
+              <w:bottom w:type="dxa" w:w="60"/>
+              <w:right w:type="dxa" w:w="90"/>
+            </w:tcMar>
+          </w:tcPr>
+          <w:p>
+            <w:pPr>
+              <w:spacing w:after="0"/>
+              <w:jc w:val="left"/>
+              <w:rPr>
+                <w:ins w:id="20126" w:author="Claude (draf untuk Coach Doddy)" w:date="2026-10-27T12:00:00Z"/>
+              </w:rPr>
+            </w:pPr>
+            <w:ins w:id="20127" w:author="Claude (draf untuk Coach Doddy)" w:date="2026-10-27T12:00:00Z">
+              <w:r>
+                <w:rPr>
+                  <w:sz w:val="19"/>
+                  <w:szCs w:val="19"/>
+                </w:rPr>
+                <w:t xml:space="preserve">Rencana Pemasaran 9.1, 10.2, Lampiran A</w:t>
               </w:r>
             </w:ins>
           </w:p>
@@ -7203,7 +7333,7 @@
       </w:r>
       <w:ins w:id="9016" w:author="Claude (draf untuk Coach Doddy)" w:date="2026-10-27T12:00:00Z">
         <w:r>
-          <w:t xml:space="preserve"> Keputusan A1–A12 sudah diambil dan dicantumkan di dokumen v1.3 (Bagian 2B).</w:t>
+          <w:t xml:space="preserve"> Keputusan A1–A13 sudah diambil dan dicantumkan di dokumen v1.3 (Bagian 2B).</w:t>
         </w:r>
       </w:ins>
     </w:p>
